--- a/Notes/2026-10-26-xloop-computer-vision-page-content-v1.docx
+++ b/Notes/2026-10-26-xloop-computer-vision-page-content-v1.docx
@@ -620,7 +620,43 @@
                 <w:sz w:val="19"/>
                 <w:szCs w:val="19"/>
               </w:rPr>
-              <w:t xml:space="preserve">Service · FAQPage · BreadcrumbList</w:t>
+              <w:t xml:space="preserve">Service, with each service on this page as its own </w:t>
+            </w:r>
+            <w:r>
+              <w:rPr>
+                <w:rFonts w:ascii="Consolas" w:cs="Consolas" w:eastAsia="Consolas" w:hAnsi="Consolas"/>
+                <w:color w:val="1A1A1A"/>
+                <w:sz w:val="19"/>
+                <w:szCs w:val="19"/>
+              </w:rPr>
+              <w:t xml:space="preserve">Service</w:t>
+            </w:r>
+            <w:r>
+              <w:rPr>
+                <w:rFonts w:ascii="Arial" w:cs="Arial" w:eastAsia="Arial" w:hAnsi="Arial"/>
+                <w:color w:val="1A1A1A"/>
+                <w:sz w:val="19"/>
+                <w:szCs w:val="19"/>
+              </w:rPr>
+              <w:t xml:space="preserve"> entity in </w:t>
+            </w:r>
+            <w:r>
+              <w:rPr>
+                <w:rFonts w:ascii="Consolas" w:cs="Consolas" w:eastAsia="Consolas" w:hAnsi="Consolas"/>
+                <w:color w:val="1A1A1A"/>
+                <w:sz w:val="19"/>
+                <w:szCs w:val="19"/>
+              </w:rPr>
+              <w:t xml:space="preserve">hasOfferCatalog</w:t>
+            </w:r>
+            <w:r>
+              <w:rPr>
+                <w:rFonts w:ascii="Arial" w:cs="Arial" w:eastAsia="Arial" w:hAnsi="Arial"/>
+                <w:color w:val="1A1A1A"/>
+                <w:sz w:val="19"/>
+                <w:szCs w:val="19"/>
+              </w:rPr>
+              <w:t xml:space="preserve"> · FAQPage · BreadcrumbList</w:t>
             </w:r>
           </w:p>
         </w:tc>
@@ -653,6 +689,67 @@
                 <w:sz w:val="19"/>
                 <w:szCs w:val="19"/>
               </w:rPr>
+              <w:t xml:space="preserve">Visible "Last updated" date</w:t>
+            </w:r>
+          </w:p>
+        </w:tc>
+        <w:tc>
+          <w:tcPr>
+            <w:tcW w:type="dxa" w:w="7258"/>
+            <w:tcBorders>
+              <w:top w:val="single" w:color="D1D5DB" w:sz="4"/>
+              <w:left w:val="single" w:color="D1D5DB" w:sz="4"/>
+              <w:bottom w:val="single" w:color="D1D5DB" w:sz="4"/>
+              <w:right w:val="single" w:color="D1D5DB" w:sz="4"/>
+            </w:tcBorders>
+            <w:tcMar>
+              <w:top w:type="dxa" w:w="70"/>
+              <w:left w:type="dxa" w:w="110"/>
+              <w:bottom w:type="dxa" w:w="70"/>
+              <w:right w:type="dxa" w:w="110"/>
+            </w:tcMar>
+          </w:tcPr>
+          <w:p>
+            <w:r>
+              <w:rPr>
+                <w:rFonts w:ascii="Arial" w:cs="Arial" w:eastAsia="Arial" w:hAnsi="Arial"/>
+                <w:color w:val="1A1A1A"/>
+                <w:sz w:val="19"/>
+                <w:szCs w:val="19"/>
+              </w:rPr>
+              <w:t xml:space="preserve">Yes</w:t>
+            </w:r>
+          </w:p>
+        </w:tc>
+      </w:tr>
+      <w:tr>
+        <w:trPr>
+          <w:cantSplit/>
+        </w:trPr>
+        <w:tc>
+          <w:tcPr>
+            <w:tcW w:type="dxa" w:w="2822"/>
+            <w:tcBorders>
+              <w:top w:val="single" w:color="D1D5DB" w:sz="4"/>
+              <w:left w:val="single" w:color="D1D5DB" w:sz="4"/>
+              <w:bottom w:val="single" w:color="D1D5DB" w:sz="4"/>
+              <w:right w:val="single" w:color="D1D5DB" w:sz="4"/>
+            </w:tcBorders>
+            <w:tcMar>
+              <w:top w:type="dxa" w:w="70"/>
+              <w:left w:type="dxa" w:w="110"/>
+              <w:bottom w:type="dxa" w:w="70"/>
+              <w:right w:type="dxa" w:w="110"/>
+            </w:tcMar>
+          </w:tcPr>
+          <w:p>
+            <w:r>
+              <w:rPr>
+                <w:rFonts w:ascii="Arial" w:cs="Arial" w:eastAsia="Arial" w:hAnsi="Arial"/>
+                <w:color w:val="1A1A1A"/>
+                <w:sz w:val="19"/>
+                <w:szCs w:val="19"/>
+              </w:rPr>
               <w:t xml:space="preserve">Lead form heading</w:t>
             </w:r>
           </w:p>
@@ -832,7 +929,7 @@
           <w:sz w:val="21"/>
           <w:szCs w:val="21"/>
         </w:rPr>
-        <w:t xml:space="preserve"> Bring one use case. Our AI engineers will tell you if your cameras and footage can support it, and how we would build it.</w:t>
+        <w:t xml:space="preserve"> Bring one use case. Our AI engineers will tell you if your cameras can support it, what it would take to build, and give you a straight answer in 30 minutes.</w:t>
       </w:r>
     </w:p>
     <w:p>
@@ -927,7 +1024,7 @@
           <w:sz w:val="21"/>
           <w:szCs w:val="21"/>
         </w:rPr>
-        <w:t xml:space="preserve">Computer vision services build AI models that interpret images and video: spotting a defect, counting people in a queue, reading a document or flagging unusual activity on a camera feed. The models run on your existing cameras or image sources, at the edge or in the cloud, and send alerts and data to the systems your teams already use.</w:t>
+        <w:t xml:space="preserve">Computer vision services use AI to interpret images and video, automating tasks such as CCTV monitoring, visual inspection and document OCR. xLoop builds these models to run on your existing cameras or image sources, at the edge or in the cloud, and sends alerts and data to the systems your teams already use.</w:t>
       </w:r>
     </w:p>
     <w:p>
@@ -987,6 +1084,20 @@
           <w:szCs w:val="21"/>
         </w:rPr>
         <w:t xml:space="preserve"> Computer Vision Challenges We Solve</w:t>
+      </w:r>
+    </w:p>
+    <w:p>
+      <w:pPr>
+        <w:spacing w:after="130" w:line="300"/>
+      </w:pPr>
+      <w:r>
+        <w:rPr>
+          <w:rFonts w:ascii="Arial" w:cs="Arial" w:eastAsia="Arial" w:hAnsi="Arial"/>
+          <w:color w:val="1A1A1A"/>
+          <w:sz w:val="21"/>
+          <w:szCs w:val="21"/>
+        </w:rPr>
+        <w:t xml:space="preserve">Computer vision pays off where cameras or images already exist but nobody has time to look: bank branches, stores, production lines and document heavy back offices.</w:t>
       </w:r>
     </w:p>
     <w:p>
@@ -1789,6 +1900,20 @@
     </w:p>
     <w:p>
       <w:pPr>
+        <w:spacing w:after="130" w:line="300"/>
+      </w:pPr>
+      <w:r>
+        <w:rPr>
+          <w:rFonts w:ascii="Arial" w:cs="Arial" w:eastAsia="Arial" w:hAnsi="Arial"/>
+          <w:color w:val="1A1A1A"/>
+          <w:sz w:val="21"/>
+          <w:szCs w:val="21"/>
+        </w:rPr>
+        <w:t xml:space="preserve">xLoop's computer vision services cover CCTV video analytics for banks, retail and other site networks, branch and store analytics, automated visual inspection for quality control, and invoice and form OCR.</w:t>
+      </w:r>
+    </w:p>
+    <w:p>
+      <w:pPr>
         <w:spacing w:after="120"/>
       </w:pPr>
       <w:r>
@@ -2214,7 +2339,7 @@
                 <w:sz w:val="19"/>
                 <w:szCs w:val="19"/>
               </w:rPr>
-              <w:t xml:space="preserve">4. Document intelligence and OCR</w:t>
+              <w:t xml:space="preserve">4. Invoice, form and document OCR</w:t>
             </w:r>
           </w:p>
         </w:tc>
@@ -2436,6 +2561,20 @@
           <w:szCs w:val="21"/>
         </w:rPr>
         <w:t xml:space="preserve"> How We Deliver Computer Vision</w:t>
+      </w:r>
+    </w:p>
+    <w:p>
+      <w:pPr>
+        <w:spacing w:after="130" w:line="300"/>
+      </w:pPr>
+      <w:r>
+        <w:rPr>
+          <w:rFonts w:ascii="Arial" w:cs="Arial" w:eastAsia="Arial" w:hAnsi="Arial"/>
+          <w:color w:val="1A1A1A"/>
+          <w:sz w:val="21"/>
+          <w:szCs w:val="21"/>
+        </w:rPr>
+        <w:t xml:space="preserve">xLoop delivers computer vision in five steps, from a camera and site assessment to models deployed at the edge or in the cloud and retrained in production.</w:t>
       </w:r>
     </w:p>
     <w:p>
@@ -2903,7 +3042,7 @@
           <w:sz w:val="21"/>
           <w:szCs w:val="21"/>
         </w:rPr>
-        <w:t xml:space="preserve">Video of people is sensitive. We design for that from the start.</w:t>
+        <w:t xml:space="preserve">Privacy in computer vision means collecting only what the use case needs, anonymizing people by default, processing on site, keeping less footage and controlling access. Video of people is sensitive, so xLoop designs for this from the start.</w:t>
       </w:r>
     </w:p>
     <w:p>
@@ -3113,6 +3252,20 @@
           <w:szCs w:val="21"/>
         </w:rPr>
         <w:t xml:space="preserve"> Computer Vision We've Delivered</w:t>
+      </w:r>
+    </w:p>
+    <w:p>
+      <w:pPr>
+        <w:spacing w:after="130" w:line="300"/>
+      </w:pPr>
+      <w:r>
+        <w:rPr>
+          <w:rFonts w:ascii="Arial" w:cs="Arial" w:eastAsia="Arial" w:hAnsi="Arial"/>
+          <w:color w:val="1A1A1A"/>
+          <w:sz w:val="21"/>
+          <w:szCs w:val="21"/>
+        </w:rPr>
+        <w:t xml:space="preserve">xLoop's xVision monitors 1,200 bank branches and more than 7,000 cameras across South Asia.</w:t>
       </w:r>
     </w:p>
     <w:p>
@@ -4813,16 +4966,16 @@
           <w:sz w:val="21"/>
           <w:szCs w:val="21"/>
         </w:rPr>
-        <w:t xml:space="preserve">CTA:</w:t>
-      </w:r>
-      <w:r>
-        <w:rPr>
-          <w:rFonts w:ascii="Arial" w:cs="Arial" w:eastAsia="Arial" w:hAnsi="Arial"/>
-          <w:color w:val="1A1A1A"/>
-          <w:sz w:val="21"/>
-          <w:szCs w:val="21"/>
-        </w:rPr>
-        <w:t xml:space="preserve"> Book a 30 Minute AI Use Case Review →</w:t>
+        <w:t xml:space="preserve">Proof line (above the button):</w:t>
+      </w:r>
+      <w:r>
+        <w:rPr>
+          <w:rFonts w:ascii="Arial" w:cs="Arial" w:eastAsia="Arial" w:hAnsi="Arial"/>
+          <w:color w:val="1A1A1A"/>
+          <w:sz w:val="21"/>
+          <w:szCs w:val="21"/>
+        </w:rPr>
+        <w:t xml:space="preserve"> Already monitoring 1,200 bank branches and 7,000+ cameras.</w:t>
       </w:r>
     </w:p>
     <w:p>
@@ -4838,6 +4991,31 @@
           <w:sz w:val="21"/>
           <w:szCs w:val="21"/>
         </w:rPr>
+        <w:t xml:space="preserve">CTA:</w:t>
+      </w:r>
+      <w:r>
+        <w:rPr>
+          <w:rFonts w:ascii="Arial" w:cs="Arial" w:eastAsia="Arial" w:hAnsi="Arial"/>
+          <w:color w:val="1A1A1A"/>
+          <w:sz w:val="21"/>
+          <w:szCs w:val="21"/>
+        </w:rPr>
+        <w:t xml:space="preserve"> Book a 30 Minute AI Use Case Review →</w:t>
+      </w:r>
+    </w:p>
+    <w:p>
+      <w:pPr>
+        <w:spacing w:after="130" w:line="300"/>
+      </w:pPr>
+      <w:r>
+        <w:rPr>
+          <w:rFonts w:ascii="Arial" w:cs="Arial" w:eastAsia="Arial" w:hAnsi="Arial"/>
+          <w:b/>
+          <w:bCs/>
+          <w:color w:val="1A1A1A"/>
+          <w:sz w:val="21"/>
+          <w:szCs w:val="21"/>
+        </w:rPr>
         <w:t xml:space="preserve">Form fields:</w:t>
       </w:r>
       <w:r>
@@ -4847,7 +5025,23 @@
           <w:sz w:val="21"/>
           <w:szCs w:val="21"/>
         </w:rPr>
-        <w:t xml:space="preserve"> Name · Work email · Company · Role · Number of sites or cameras · Describe the use case in one line</w:t>
+        <w:t xml:space="preserve"> Name · Work email · Company · Describe the use case in one line</w:t>
+      </w:r>
+    </w:p>
+    <w:p>
+      <w:pPr>
+        <w:spacing w:after="120"/>
+      </w:pPr>
+      <w:r>
+        <w:rPr>
+          <w:rFonts w:ascii="Arial" w:cs="Arial" w:eastAsia="Arial" w:hAnsi="Arial"/>
+          <w:i/>
+          <w:iCs/>
+          <w:color w:val="6B7280"/>
+          <w:sz w:val="18"/>
+          <w:szCs w:val="18"/>
+        </w:rPr>
+        <w:t xml:space="preserve">Four fields only (27 Oct review). Role and size are asked on the call.</w:t>
       </w:r>
     </w:p>
     <w:p>
@@ -4879,7 +5073,7 @@
           <w:sz w:val="21"/>
           <w:szCs w:val="21"/>
         </w:rPr>
-        <w:t xml:space="preserve">Applied AI Solutions · xVision · Predictive Analytics · Machine Learning · AI Security</w:t>
+        <w:t xml:space="preserve">All applied AI solutions (/services/applied-ai-solutions) · xVision video analytics product (/xlab/xVision) · Predictive analytics and forecasting (/services/predictive-analytics) · Custom machine learning models (/services/machine-learning) · AI security testing (/services/ai-security-service)</w:t>
       </w:r>
     </w:p>
     <w:p>
